--- a/Physical Diagnosis 2 Exam 1/pd2-exam-1-cram-sheet.docx
+++ b/Physical Diagnosis 2 Exam 1/pd2-exam-1-cram-sheet.docx
@@ -62,7 +62,7 @@
           <w:b w:val="0"/>
           <w:i w:val="0"/>
         </w:rPr>
-        <w:t>The encounter, the oral presentation and documentation; then the skin — structure, the descriptive vocabulary, abnormal findings of skin, hair and nails, and the examination itself.</w:t>
+        <w:t>The encounter, the oral presentation and documentation; the skin — structure, the descriptive vocabulary, abnormal findings of skin, hair and nails, and the examination itself; then the advanced ocular and ENT examinations.</w:t>
       </w:r>
     </w:p>
     <w:tbl>

--- a/Physical Diagnosis 2 Exam 1/pd2-exam-1-cram-sheet.docx
+++ b/Physical Diagnosis 2 Exam 1/pd2-exam-1-cram-sheet.docx
@@ -324,7 +324,7 @@
                 <w:i w:val="0"/>
                 <w:sz w:val="18"/>
               </w:rPr>
-              <w:t>A good presentation leads your facilitator to the same differential you formulated. It is a well-organised vignette, not the written note read aloud; the goal is to help listeners visualise the patient.</w:t>
+              <w:t>A good presentation leads your facilitator to the same differential you formulated. It is a well-organized vignette, not the written note read aloud; the goal is to help listeners visualize the patient.</w:t>
             </w:r>
           </w:p>
         </w:tc>
@@ -574,7 +574,7 @@
                 <w:i w:val="0"/>
                 <w:sz w:val="18"/>
               </w:rPr>
-              <w:t>Adapt style and content for each patient. When someone else supplies the answers, ALWAYS look at and interact with the patient, not the person answering. Accept feedback and modify behaviour; different facilitators give different feedback, and that is expected.</w:t>
+              <w:t>Adapt style and content for each patient. When someone else supplies the answers, ALWAYS look at and interact with the patient, not the person answering. Accept feedback and modify behavior; different facilitators give different feedback, and that is expected.</w:t>
             </w:r>
           </w:p>
         </w:tc>
@@ -1062,7 +1062,7 @@
                 <w:i w:val="0"/>
                 <w:sz w:val="18"/>
               </w:rPr>
-              <w:t>Distribution (location) · configuration (shape) · morphology (form and structure) · colour · texture.</w:t>
+              <w:t>Distribution (location) · configuration (shape) · morphology (form and structure) · color · texture.</w:t>
             </w:r>
           </w:p>
         </w:tc>
@@ -1112,7 +1112,7 @@
                 <w:i w:val="0"/>
                 <w:sz w:val="18"/>
               </w:rPr>
-              <w:t>Generalised/diffuse = allergic reactions. Regional = tinea capitis. Sun-exposed (photodistribution) = skin cancers. Dermatome = herpes zoster. Extensor = psoriasis. Flexor = intertrigo. Intertriginous = skin creases and folds.</w:t>
+              <w:t>Generalized/diffuse = allergic reactions. Regional = tinea capitis. Sun-exposed (photodistribution) = skin cancers. Dermatome = herpes zoster. Extensor = psoriasis. Flexor = intertrigo. Intertriginous = skin creases and folds.</w:t>
             </w:r>
           </w:p>
         </w:tc>
@@ -1950,7 +1950,7 @@
                 <w:i w:val="0"/>
                 <w:sz w:val="18"/>
               </w:rPr>
-              <w:t>Press clear glass or plastic against the skin and look at the lesion under pressure. Colour FADES = vascular engorgement. Does NOT fade = hemorrhage in the skin.</w:t>
+              <w:t>Press clear glass or plastic against the skin and look at the lesion under pressure. Color FADES = vascular engorgement. Does NOT fade = hemorrhage in the skin.</w:t>
             </w:r>
           </w:p>
         </w:tc>
@@ -2150,7 +2150,7 @@
                 <w:i w:val="0"/>
                 <w:sz w:val="18"/>
               </w:rPr>
-              <w:t>I: INTACT skin, erythema failing to blanch, plus change in temperature, consistency, sensation, colour. II: PARTIAL thickness loss (epidermis, dermis or both). III: FULL thickness, subcutaneous necrosis, may extend to but NOT through muscle. IV: full thickness with destruction of tissue, muscle and/or bone.</w:t>
+              <w:t>I: INTACT skin, erythema failing to blanch, plus change in temperature, consistency, sensation, color. II: PARTIAL thickness loss (epidermis, dermis or both). III: FULL thickness, subcutaneous necrosis, may extend to but NOT through muscle. IV: full thickness with destruction of tissue, muscle and/or bone.</w:t>
             </w:r>
           </w:p>
         </w:tc>
@@ -2250,7 +2250,7 @@
                 <w:i w:val="0"/>
                 <w:sz w:val="18"/>
               </w:rPr>
-              <w:t>Basal cell carcinoma: face; translucent PEARLY nodule, depressed centre, raised borders; may ulcerate; non-healing ulcer. Squamous cell carcinoma: face and sun-exposed; red scaling, crusting nodule or plaque that ulcerates and bleeds. Melanoma: irregularly coloured plaque with sharp notches and pigment variation.</w:t>
+              <w:t>Basal cell carcinoma: face; translucent PEARLY nodule, depressed center, raised borders; may ulcerate; non-healing ulcer. Squamous cell carcinoma: face and sun-exposed; red scaling, crusting nodule or plaque that ulcerates and bleeds. Melanoma: irregularly colored plaque with sharp notches and pigment variation.</w:t>
             </w:r>
           </w:p>
         </w:tc>
@@ -2300,7 +2300,7 @@
                 <w:i w:val="0"/>
                 <w:sz w:val="18"/>
               </w:rPr>
-              <w:t>A asymmetry or shape · B border irregularity · C colour variation · D diameter larger than 6 mm · E evolving, elevation · F family history · G growing.</w:t>
+              <w:t>A asymmetry or shape · B border irregularity · C color variation · D diameter larger than 6 mm · E evolving, elevation · F family history · G growing.</w:t>
             </w:r>
           </w:p>
         </w:tc>
@@ -2350,7 +2350,7 @@
                 <w:i w:val="0"/>
                 <w:sz w:val="18"/>
               </w:rPr>
-              <w:t>The most frequent neoplasm in patients with acquired immunodeficiency syndrome. Light-coloured lesions coalescing into darker ones; dark blue-purple macules, papules, nodules and plaques; widely disseminated on legs, trunk, arms, neck and head.</w:t>
+              <w:t>The most frequent neoplasm in patients with acquired immunodeficiency syndrome. Light-colored lesions coalescing into darker ones; dark blue-purple macules, papules, nodules and plaques; widely disseminated on legs, trunk, arms, neck and head.</w:t>
             </w:r>
           </w:p>
         </w:tc>
@@ -2744,7 +2744,7 @@
                 <w:i w:val="0"/>
                 <w:sz w:val="18"/>
               </w:rPr>
-              <w:t>Colour · moisture (dryness, sweating, oiliness) · temperature (warmth, coolness) · texture (roughness, smoothness) · mobility and turgor · lesions.</w:t>
+              <w:t>Color · moisture (dryness, sweating, oiliness) · temperature (warmth, coolness) · texture (roughness, smoothness) · mobility and turgor · lesions.</w:t>
             </w:r>
           </w:p>
         </w:tc>
@@ -2894,7 +2894,7 @@
                 <w:i w:val="0"/>
                 <w:sz w:val="18"/>
               </w:rPr>
-              <w:t>Central: often inadequate oxygenation IN THE LUNGS. Peripheral: usually inadequate CIRCULATION. Same colour, different organ.</w:t>
+              <w:t>Central: often inadequate oxygenation IN THE LUNGS. Peripheral: usually inadequate CIRCULATION. Same color, different organ.</w:t>
             </w:r>
           </w:p>
         </w:tc>
@@ -2944,7 +2944,7 @@
                 <w:i w:val="0"/>
                 <w:sz w:val="18"/>
               </w:rPr>
-              <w:t>Inspect colour, distribution and quantity; palpate for texture. Separate the hair into sections to see the scalp, and inspect BEHIND THE EARS and the OCCIPUT. Should be clean — no lesions, discolorations, flaking or parasites. A magnifying glass aids inspection for lice (nits are tiny white ovoid granules adherent to hairs).</w:t>
+              <w:t>Inspect color, distribution and quantity; palpate for texture. Separate the hair into sections to see the scalp, and inspect BEHIND THE EARS and the OCCIPUT. Should be clean — no lesions, discolorations, flaking or parasites. A magnifying glass aids inspection for lice (nits are tiny white ovoid granules adherent to hairs).</w:t>
             </w:r>
           </w:p>
         </w:tc>
@@ -2994,7 +2994,7 @@
                 <w:i w:val="0"/>
                 <w:sz w:val="18"/>
               </w:rPr>
-              <w:t>It is the sensation causing the desire to scratch. Generalised itching with no obvious reason: dry skin, ageing, pregnancy, uremia, jaundice, lymphomas, leukemias, drug reaction, lice.</w:t>
+              <w:t>It is the sensation causing the desire to scratch. Generalized itching with no obvious reason: dry skin, aging, pregnancy, uremia, jaundice, lymphomas, leukemias, drug reaction, lice.</w:t>
             </w:r>
           </w:p>
         </w:tc>
@@ -3238,7 +3238,7 @@
                 <w:i w:val="0"/>
                 <w:sz w:val="18"/>
               </w:rPr>
-              <w:t>“I am not going to test you on the minutia of how to do that test… it was 20 to 22 millimetres… DON'T WORRY ABOUT IT.” BUT RECOGNISING EXOPHTHALMOS IS IN — “about exophthalmos and how to recognise it.”</w:t>
+              <w:t>“I am not going to test you on the minutia of how to do that test… it was 20 to 22 millimeters… DON'T WORRY ABOUT IT.” BUT RECOGNIZING EXOPHTHALMOS IS IN — “about exophthalmos and how to recognize it.”</w:t>
             </w:r>
           </w:p>
         </w:tc>
@@ -3732,7 +3732,7 @@
                 <w:i w:val="0"/>
                 <w:sz w:val="18"/>
               </w:rPr>
-              <w:t>Her reason: “because you're going to be making those dispos.” EMERGENT (ophtho/ER IMMEDIATELY): SUDDEN VISION LOSS · RETINAL ARTERY OCCLUSION · CHEMICAL BURNS · RUPTURE · ACUTE ANGLE-CLOSURE GLAUCOMA · VITREOUS HAEMORRHAGE. URGENT (ophtho in A DAY OR LESS): ACUTE GLAUCOMA · ORBITAL CELLULITIS · CORNEAL ULCER OR ABRASION · RETINAL DETACHMENT · MACULAR OEDEMA OR HAEMORRHAGE · HYPHAEMA.</w:t>
+              <w:t>Her reason: “because you're going to be making those dispos.” EMERGENT (ophtho/ER IMMEDIATELY): SUDDEN VISION LOSS · RETINAL ARTERY OCCLUSION · CHEMICAL BURNS · RUPTURE · ACUTE ANGLE-CLOSURE GLAUCOMA · VITREOUS HEMORRHAGE. URGENT (ophtho in A DAY OR LESS): ACUTE GLAUCOMA · ORBITAL CELLULITIS · CORNEAL ULCER OR ABRASION · RETINAL DETACHMENT · MACULAR EDEMA OR HEMORRHAGE · HYPHEMA.</w:t>
             </w:r>
           </w:p>
         </w:tc>
@@ -3926,7 +3926,7 @@
                 <w:i w:val="0"/>
                 <w:sz w:val="18"/>
               </w:rPr>
-              <w:t>BILATERAL visual loss → NEUROLOGIC, not ophthalmologic. MULTIPLE NEW flashes/floaters → RETINAL TEAR or VITREOUS HAEMORRHAGE. A SINGLE floater → probably benign.</w:t>
+              <w:t>BILATERAL visual loss → NEUROLOGIC, not ophthalmologic. MULTIPLE NEW flashes/floaters → RETINAL TEAR or VITREOUS HEMORRHAGE. A SINGLE floater → probably benign.</w:t>
             </w:r>
           </w:p>
         </w:tc>
@@ -4003,7 +4003,7 @@
                 <w:i w:val="0"/>
                 <w:sz w:val="18"/>
               </w:rPr>
-              <w:t>The anaesthetic test</w:t>
+              <w:t>The anesthetic test</w:t>
             </w:r>
           </w:p>
         </w:tc>
@@ -4026,7 +4026,7 @@
                 <w:i w:val="0"/>
                 <w:sz w:val="18"/>
               </w:rPr>
-              <w:t>Pain RELIEVED by topical anaesthetic → a SURFACE problem (corneal injury). NOT relieved → a DEEPER source.</w:t>
+              <w:t>Pain RELIEVED by topical anesthetic → a SURFACE problem (corneal injury). NOT relieved → a DEEPER source.</w:t>
             </w:r>
           </w:p>
         </w:tc>
@@ -4076,7 +4076,7 @@
                 <w:i w:val="0"/>
                 <w:sz w:val="18"/>
               </w:rPr>
-              <w:t>ACUTE/UNILATERAL/PAINLESS → retinal vascular occlusion, detachment, vitreous haemorrhage, macular degeneration. ACUTE/UNILATERAL/PAINFUL → cornea + anterior chamber: abrasion/ulcer, uveitis, traumatic hyphaema, acute narrow angle glaucoma. ACUTE/BILATERAL/PAINFUL → THERMAL, RADIATION or CHEMICAL. GRADUAL/PAINLESS → simple glaucoma or cataract.</w:t>
+              <w:t>ACUTE/UNILATERAL/PAINLESS → retinal vascular occlusion, detachment, vitreous hemorrhage, macular degeneration. ACUTE/UNILATERAL/PAINFUL → cornea + anterior chamber: abrasion/ulcer, uveitis, traumatic hyphema, acute narrow angle glaucoma. ACUTE/BILATERAL/PAINFUL → THERMAL, RADIATION or CHEMICAL. GRADUAL/PAINLESS → simple glaucoma or cataract.</w:t>
             </w:r>
           </w:p>
         </w:tc>
@@ -4226,7 +4226,7 @@
                 <w:i w:val="0"/>
                 <w:sz w:val="18"/>
               </w:rPr>
-              <w:t>TETANUS STATUS in eye trauma. ACID OR ALKALI after a chemical splash. Systemic: DIABETES, HYPERTENSION and HIV — “HIV is going to affect basically any type of aetiology.”</w:t>
+              <w:t>TETANUS STATUS in eye trauma. ACID OR ALKALI after a chemical splash. Systemic: DIABETES, HYPERTENSION and HIV — “HIV is going to affect basically any type of etiology.”</w:t>
             </w:r>
           </w:p>
         </w:tc>
@@ -4470,7 +4470,7 @@
                 <w:i w:val="0"/>
                 <w:sz w:val="18"/>
               </w:rPr>
-              <w:t>SCALY brows → seborrhoeic dermatitis. LATERAL SPARSENESS → HYPOTHYROIDISM. PTOSIS → myasthenia gravis, CN III damage, or sympathetic damage (HORNER); senile = weak muscle + relaxed tissue + herniated fat weight. XANTHELASMA on the NASAL lid → lipid disorders.</w:t>
+              <w:t>SCALY brows → seborrheic dermatitis. LATERAL SPARSENESS → HYPOTHYROIDISM. PTOSIS → myasthenia gravis, CN III damage, or sympathetic damage (HORNER); senile = weak muscle + relaxed tissue + herniated fat weight. XANTHELASMA on the NASAL lid → lipid disorders.</w:t>
             </w:r>
           </w:p>
         </w:tc>
@@ -4547,7 +4547,7 @@
                 <w:i w:val="0"/>
                 <w:sz w:val="18"/>
               </w:rPr>
-              <w:t>Sclera colour</w:t>
+              <w:t>Sclera color</w:t>
             </w:r>
           </w:p>
         </w:tc>
@@ -4620,7 +4620,7 @@
                 <w:i w:val="0"/>
                 <w:sz w:val="18"/>
               </w:rPr>
-              <w:t>STAND BEHIND THE SEATED PATIENT AND LOOK DOWN FROM ABOVE, drawing the lid slightly up. Causes: retrobulbar haemorrhage, orbital cellulitis, orbital tumour, GRAVES.</w:t>
+              <w:t>STAND BEHIND THE SEATED PATIENT AND LOOK DOWN FROM ABOVE, drawing the lid slightly up. Causes: retrobulbar hemorrhage, orbital cellulitis, orbital tumor, GRAVES.</w:t>
             </w:r>
           </w:p>
         </w:tc>
@@ -4747,7 +4747,7 @@
                 <w:i w:val="0"/>
                 <w:sz w:val="18"/>
               </w:rPr>
-              <w:t>Subconjunctival haemorrhage on exam</w:t>
+              <w:t>Subconjunctival hemorrhage on exam</w:t>
             </w:r>
           </w:p>
         </w:tc>
@@ -4770,7 +4770,7 @@
                 <w:i w:val="0"/>
                 <w:sz w:val="18"/>
               </w:rPr>
-              <w:t>PAIN ABSENT · VISION AND PUPIL UNAFFECTED · NO DISCHARGE · CORNEA CLEAR. GLOBE RUPTURE MORE LIKELY in trauma and when the haemorrhage ENCIRCLES THE ENTIRE CORNEA.</w:t>
+              <w:t>PAIN ABSENT · VISION AND PUPIL UNAFFECTED · NO DISCHARGE · CORNEA CLEAR. GLOBE RUPTURE MORE LIKELY in trauma and when the hemorrhage ENCIRCLES THE ENTIRE CORNEA.</w:t>
             </w:r>
           </w:p>
         </w:tc>
@@ -5114,7 +5114,7 @@
                 <w:i w:val="0"/>
                 <w:sz w:val="18"/>
               </w:rPr>
-              <w:t>STATIC FINGER WIGGLE (arm's length, hands 2 ft apart lateral to the ears, into centre of view, each quadrant) PLUS KINETIC RED TARGET (5 mm red-topped pin inward from beyond each quadrant — ask when it FIRST APPEARS RED).</w:t>
+              <w:t>STATIC FINGER WIGGLE (arm's length, hands 2 ft apart lateral to the ears, into center of view, each quadrant) PLUS KINETIC RED TARGET (5 mm red-topped pin inward from beyond each quadrant — ask when it FIRST APPEARS RED).</w:t>
             </w:r>
           </w:p>
         </w:tc>
@@ -5164,7 +5164,7 @@
                 <w:i w:val="0"/>
                 <w:sz w:val="18"/>
               </w:rPr>
-              <w:t>15 DEGREES TEMPORAL to the line of gaze. ENLARGED in GLAUCOMA, OPTIC NEURITIS and PAPILLOEDEMA. A temporal defect in one eye → TEST FOR A NASAL DEFECT IN THE OTHER.</w:t>
+              <w:t>15 DEGREES TEMPORAL to the line of gaze. ENLARGED in GLAUCOMA, OPTIC NEURITIS and PAPILLEDEMA. A temporal defect in one eye → TEST FOR A NASAL DEFECT IN THE OTHER.</w:t>
             </w:r>
           </w:p>
         </w:tc>
@@ -5508,7 +5508,7 @@
                 <w:i w:val="0"/>
                 <w:sz w:val="18"/>
               </w:rPr>
-              <w:t>LARGE, regular, usually UNILATERAL. Light reaction SEVERELY REDUCED/ABSENT. NEAR REACTION PRESENT BUT VERY SLOW. Degeneration of the CILIARY GANGLIA and POSTGANGLIONIC PARASYMPATHETIC fibres.</w:t>
+              <w:t>LARGE, regular, usually UNILATERAL. Light reaction SEVERELY REDUCED/ABSENT. NEAR REACTION PRESENT BUT VERY SLOW. Degeneration of the CILIARY GANGLIA and POSTGANGLIONIC PARASYMPATHETIC fibers.</w:t>
             </w:r>
           </w:p>
         </w:tc>
@@ -5808,7 +5808,7 @@
                 <w:i w:val="0"/>
                 <w:sz w:val="18"/>
               </w:rPr>
-              <w:t>SCAR: SUPERFICIAL greyish-white corneal opacity. CATARACT: DEEPER, visible ONLY THROUGH THE PUPIL.</w:t>
+              <w:t>SCAR: SUPERFICIAL grayish-white corneal opacity. CATARACT: DEEPER, visible ONLY THROUGH THE PUPIL.</w:t>
             </w:r>
           </w:p>
         </w:tc>
@@ -6029,7 +6029,7 @@
                 <w:i w:val="0"/>
                 <w:sz w:val="18"/>
               </w:rPr>
-              <w:t>PAPILLOEDEMA</w:t>
+              <w:t>PAPILLEDEMA</w:t>
             </w:r>
           </w:p>
         </w:tc>
@@ -6152,7 +6152,7 @@
                 <w:i w:val="0"/>
                 <w:sz w:val="18"/>
               </w:rPr>
-              <w:t>WHITE disc, TINY DISC VESSELS ABSENT — death of optic nerve fibres. Seen in OPTIC NEURITIS, MULTIPLE SCLEROSIS, TEMPORAL ARTERITIS.</w:t>
+              <w:t>WHITE disc, TINY DISC VESSELS ABSENT — death of optic nerve fibers. Seen in OPTIC NEURITIS, MULTIPLE SCLEROSIS, TEMPORAL ARTERITIS.</w:t>
             </w:r>
           </w:p>
         </w:tc>
@@ -6252,7 +6252,7 @@
                 <w:i w:val="0"/>
                 <w:sz w:val="18"/>
               </w:rPr>
-              <w:t>SUNKEN EYE · INFRAORBITAL HYPOAESTHESIA (infraorbital nerve) · DIPLOPIA PARTICULARLY ON UPWARD GAZE · decreased motility · sometimes IPSILATERAL NOSEBLEED. Look for ECCHYMOSIS, POINT TENDERNESS, PALPABLE STEP-OFF.</w:t>
+              <w:t>SUNKEN EYE · INFRAORBITAL HYPOESTHESIA (infraorbital nerve) · DIPLOPIA PARTICULARLY ON UPWARD GAZE · decreased motility · sometimes IPSILATERAL NOSEBLEED. Look for ECCHYMOSIS, POINT TENDERNESS, PALPABLE STEP-OFF.</w:t>
             </w:r>
           </w:p>
         </w:tc>
@@ -6329,7 +6329,7 @@
                 <w:i w:val="0"/>
                 <w:sz w:val="18"/>
               </w:rPr>
-              <w:t>HYPHAEMA</w:t>
+              <w:t>HYPHEMA</w:t>
             </w:r>
           </w:p>
         </w:tc>
@@ -6402,7 +6402,7 @@
                 <w:i w:val="0"/>
                 <w:sz w:val="18"/>
               </w:rPr>
-              <w:t>EVERT THE UPPER LID — a foreign body in the upper tarsal conjunctiva scratches with every blink. A HAZY CORNEA SUGGESTS BACTERIAL INFECTION. TOPICAL ANAESTHETIC IS FOR DIAGNOSIS, NOT TREATMENT.</w:t>
+              <w:t>EVERT THE UPPER LID — a foreign body in the upper tarsal conjunctiva scratches with every blink. A HAZY CORNEA SUGGESTS BACTERIAL INFECTION. TOPICAL ANESTHETIC IS FOR DIAGNOSIS, NOT TREATMENT.</w:t>
             </w:r>
           </w:p>
         </w:tc>
@@ -6696,7 +6696,7 @@
                 <w:i w:val="0"/>
                 <w:sz w:val="18"/>
               </w:rPr>
-              <w:t>Fork on the TOP OF THE HEAD or MID-FOREHEAD. Evaluates UNILATERAL loss by LATERALISATION. Normal = MIDLINE or equal in both ears.</w:t>
+              <w:t>Fork on the TOP OF THE HEAD or MID-FOREHEAD. Evaluates UNILATERAL loss by LATERALIZATION. Normal = MIDLINE or equal in both ears.</w:t>
             </w:r>
           </w:p>
         </w:tc>
@@ -6746,7 +6746,7 @@
                 <w:i w:val="0"/>
                 <w:sz w:val="18"/>
               </w:rPr>
-              <w:t>Lateralises to the IMPAIRED ear. WHY: the block screens out room noise on that side, so the bone-conducted tone has that ear to itself.</w:t>
+              <w:t>Lateralizes to the IMPAIRED ear. WHY: the block screens out room noise on that side, so the bone-conducted tone has that ear to itself.</w:t>
             </w:r>
           </w:p>
         </w:tc>
@@ -6796,7 +6796,7 @@
                 <w:i w:val="0"/>
                 <w:sz w:val="18"/>
               </w:rPr>
-              <w:t>Lateralises to the GOOD ear. WHY: inner ear or cochlear nerve damage impairs transmission on the affected side however the sound arrives.</w:t>
+              <w:t>Lateralizes to the GOOD ear. WHY: inner ear or cochlear nerve damage impairs transmission on the affected side however the sound arrives.</w:t>
             </w:r>
           </w:p>
         </w:tc>
@@ -7046,7 +7046,7 @@
                 <w:i w:val="0"/>
                 <w:sz w:val="18"/>
               </w:rPr>
-              <w:t>Rinne right = NORMAL. Weber lateralises RIGHT. Which ear has sensorineural loss? THE LEFT. Normal Rinne rules out conductive on the right; Weber goes AWAY from a sensorineural lesion.</w:t>
+              <w:t>Rinne right = NORMAL. Weber lateralizes RIGHT. Which ear has sensorineural loss? THE LEFT. Normal Rinne rules out conductive on the right; Weber goes AWAY from a sensorineural lesion.</w:t>
             </w:r>
           </w:p>
         </w:tc>
@@ -7340,7 +7340,7 @@
                 <w:i w:val="0"/>
                 <w:sz w:val="18"/>
               </w:rPr>
-              <w:t>CONDUCTIVE: defective sound TRANSMISSION to the oval window. SENSORINEURAL: DESTRUCTION of hair cells or auditory nerve fibres.</w:t>
+              <w:t>CONDUCTIVE: defective sound TRANSMISSION to the oval window. SENSORINEURAL: DESTRUCTION of hair cells or auditory nerve fibers.</w:t>
             </w:r>
           </w:p>
         </w:tc>
@@ -7640,7 +7640,7 @@
                 <w:i w:val="0"/>
                 <w:sz w:val="18"/>
               </w:rPr>
-              <w:t>Cerumen · foreign bodies · effusions · EXOSTOSES/OSTEOMAS (benign bony canal growths) · tumours · TM perforation · otosclerosis.</w:t>
+              <w:t>Cerumen · foreign bodies · effusions · EXOSTOSES/OSTEOMAS (benign bony canal growths) · tumors · TM perforation · otosclerosis.</w:t>
             </w:r>
           </w:p>
         </w:tc>
@@ -9228,7 +9228,7 @@
                 <w:i w:val="0"/>
                 <w:sz w:val="18"/>
               </w:rPr>
-              <w:t>PAINFUL HAEMORRHAGIC VESICLES on the TM and/or canal. MAY BE VIRAL OR BACTERIAL.</w:t>
+              <w:t>PAINFUL HEMORRHAGIC VESICLES on the TM and/or canal. MAY BE VIRAL OR BACTERIAL.</w:t>
             </w:r>
           </w:p>
         </w:tc>
@@ -9622,7 +9622,7 @@
                 <w:i w:val="0"/>
                 <w:sz w:val="18"/>
               </w:rPr>
-              <w:t>DIGITAL TRAUMA or other trauma · INFLAMMATION · DRY MUCOSA · FOREIGN BODY · TUMOUR. RECURRENT, or WITH BLEEDING/BRUISING ELSEWHERE → SYSTEMIC problem.</w:t>
+              <w:t>DIGITAL TRAUMA or other trauma · INFLAMMATION · DRY MUCOSA · FOREIGN BODY · TUMOR. RECURRENT, or WITH BLEEDING/BRUISING ELSEWHERE → SYSTEMIC problem.</w:t>
             </w:r>
           </w:p>
         </w:tc>
@@ -9672,7 +9672,7 @@
                 <w:i w:val="0"/>
                 <w:sz w:val="18"/>
               </w:rPr>
-              <w:t>OCCLUDE ONE NOSTRIL AND BREATHE IN. UNILATERAL obstruction → FOREIGN BODY, TUMOUR, DEVIATED SEPTUM.</w:t>
+              <w:t>OCCLUDE ONE NOSTRIL AND BREATHE IN. UNILATERAL obstruction → FOREIGN BODY, TUMOR, DEVIATED SEPTUM.</w:t>
             </w:r>
           </w:p>
         </w:tc>
@@ -9749,7 +9749,7 @@
                 <w:i w:val="0"/>
                 <w:sz w:val="18"/>
               </w:rPr>
-              <w:t>MUCOSA colour</w:t>
+              <w:t>MUCOSA color</w:t>
             </w:r>
           </w:p>
         </w:tc>
@@ -9972,7 +9972,7 @@
                 <w:i w:val="0"/>
                 <w:sz w:val="18"/>
               </w:rPr>
-              <w:t>(1) Local tenderness, pain, fever, nasal discharge are SUGGESTIVE. (2) THE COLOUR OF THE DISCHARGE IS NOT DIAGNOSTIC. (3) ACUTE BACTERIAL SINUSITIS IS UNLIKELY UNDER SEVEN DAYS — “it takes time to let it cook.”</w:t>
+              <w:t>(1) Local tenderness, pain, fever, nasal discharge are SUGGESTIVE. (2) THE COLOR OF THE DISCHARGE IS NOT DIAGNOSTIC. (3) ACUTE BACTERIAL SINUSITIS IS UNLIKELY UNDER SEVEN DAYS — “it takes time to let it cook.”</w:t>
             </w:r>
           </w:p>
         </w:tc>
@@ -9999,7 +9999,7 @@
                 <w:i w:val="0"/>
                 <w:sz w:val="18"/>
               </w:rPr>
-              <w:t>★ SEPTAL HAEMATOMA</w:t>
+              <w:t>★ SEPTAL HEMATOMA</w:t>
             </w:r>
           </w:p>
         </w:tc>
@@ -11337,7 +11337,7 @@
                 <w:i w:val="0"/>
                 <w:sz w:val="18"/>
               </w:rPr>
-              <w:t>GENERALISED lymphadenopathy</w:t>
+              <w:t>GENERALIZED lymphadenopathy</w:t>
             </w:r>
           </w:p>
         </w:tc>
@@ -11360,7 +11360,7 @@
                 <w:i w:val="0"/>
                 <w:sz w:val="18"/>
               </w:rPr>
-              <w:t>HIV/AIDS · EPSTEIN-BARR VIRUS · LYMPHOMA · LEUKAEMIA · SARCOIDOSIS.</w:t>
+              <w:t>HIV/AIDS · EPSTEIN-BARR VIRUS · LYMPHOMA · LEUKEMIA · SARCOIDOSIS.</w:t>
             </w:r>
           </w:p>
         </w:tc>
@@ -11610,7 +11610,7 @@
                 <w:i w:val="0"/>
                 <w:sz w:val="18"/>
               </w:rPr>
-              <w:t>ENDEMIC GOITRE → IODINE DEFICIENCY. SINGLE NODULE → cyst or tumour. MULTINODULAR → metabolic process; RISK OF MALIGNANCY WITH FAMILY HISTORY.</w:t>
+              <w:t>ENDEMIC GOITER → IODINE DEFICIENCY. SINGLE NODULE → cyst or tumor. MULTINODULAR → metabolic process; RISK OF MALIGNANCY WITH FAMILY HISTORY.</w:t>
             </w:r>
           </w:p>
         </w:tc>
@@ -11710,7 +11710,7 @@
                 <w:i w:val="0"/>
                 <w:sz w:val="18"/>
               </w:rPr>
-              <w:t>SUDDEN AND SEVERE → SUBARACHNOID HAEMORRHAGE. NEW, PROGRESSIVE AND PERSISTENT → MASS. Also consider MENINGITIS.</w:t>
+              <w:t>SUDDEN AND SEVERE → SUBARACHNOID HEMORRHAGE. NEW, PROGRESSIVE AND PERSISTENT → MASS. Also consider MENINGITIS.</w:t>
             </w:r>
           </w:p>
         </w:tc>
@@ -11760,7 +11760,7 @@
                 <w:i w:val="0"/>
                 <w:sz w:val="18"/>
               </w:rPr>
-              <w:t>FINE HAIR → HYPERTHYROIDISM. COARSE HAIR → HYPOTHYROIDISM. Look for LICE, SEBORRHOEIC DERMATITIS, PSORIASIS, ATYPICAL NAEVI, ACTINIC KERATOSIS. SIZE: ENLARGED → HYDROCEPHALUS or PAGET DISEASE; SMALL → MICROCEPHALY.</w:t>
+              <w:t>FINE HAIR → HYPERTHYROIDISM. COARSE HAIR → HYPOTHYROIDISM. Look for LICE, SEBORRHEIC DERMATITIS, PSORIASIS, ATYPICAL NAEVI, ACTINIC KERATOSIS. SIZE: ENLARGED → HYDROCEPHALUS or PAGET DISEASE; SMALL → MICROCEPHALY.</w:t>
             </w:r>
           </w:p>
         </w:tc>
@@ -11780,33 +11780,7 @@
           <w:b w:val="0"/>
           <w:i w:val="0"/>
         </w:rPr>
-        <w:t>← Back to Homepage</w:t>
-      </w:r>
-    </w:p>
-    <w:p>
-      <w:pPr>
-        <w:spacing w:after="120"/>
-      </w:pPr>
-      <w:r>
-        <w:rPr>
-          <w:b w:val="0"/>
-          <w:i w:val="0"/>
-        </w:rPr>
-        <w:t xml:space="preserve">★ </w:t>
-      </w:r>
-      <w:r>
-        <w:rPr>
-          <w:b w:val="0"/>
-          <w:i w:val="0"/>
-        </w:rPr>
-        <w:t>If you see any mistakes, click here to report it</w:t>
-      </w:r>
-      <w:r>
-        <w:rPr>
-          <w:b w:val="0"/>
-          <w:i w:val="0"/>
-        </w:rPr>
-        <w:t xml:space="preserve"> ★</w:t>
+        <w:t xml:space="preserve"> Condensed from the Physical Diagnosis 2 Exam 1 Study Guide (Class of 2028). Covers Lectures 1 to 4: the encounter and documentation, dermatology, the advanced ocular examination and the advanced ENT examination. For the full explanation behind any of these, see the full guide. </w:t>
       </w:r>
     </w:p>
     <w:sectPr>

--- a/Physical Diagnosis 2 Exam 1/pd2-exam-1-cram-sheet.docx
+++ b/Physical Diagnosis 2 Exam 1/pd2-exam-1-cram-sheet.docx
@@ -6452,7 +6452,7 @@
                 <w:i w:val="0"/>
                 <w:sz w:val="18"/>
               </w:rPr>
-              <w:t>HERPES SIMPLEX ULCERS ARE NOT VERY PAINFUL. Ophthalmoscope at +40 DIOPTRES may reveal it, but FLUORESCEIN IS MORE SENSITIVE for early ulcers. Fluorescein is taken up by cornea DEVOID OF EPITHELIUM.</w:t>
+              <w:t>HERPES SIMPLEX ULCERS ARE NOT VERY PAINFUL. Ophthalmoscope at +40 DIOPTERS may reveal it, but FLUORESCEIN IS MORE SENSITIVE for early ulcers. Fluorescein is taken up by cornea DEVOID OF EPITHELIUM.</w:t>
             </w:r>
           </w:p>
         </w:tc>

--- a/Physical Diagnosis 2 Exam 1/pd2-exam-1-cram-sheet.docx
+++ b/Physical Diagnosis 2 Exam 1/pd2-exam-1-cram-sheet.docx
@@ -1112,7 +1112,7 @@
                 <w:i w:val="0"/>
                 <w:sz w:val="18"/>
               </w:rPr>
-              <w:t>Generalized/diffuse = allergic reactions. Regional = tinea capitis. Sun-exposed (photodistribution) = skin cancers. Dermatome = herpes zoster. Extensor = psoriasis. Flexor = intertrigo. Intertriginous = skin creases and folds.</w:t>
+              <w:t>Generalized/diffuse = allergic reactions. Regional = tinea capitis. Sun-exposed (photodistribution) = skin cancers. Dermatome = herpes zoster. Extensor = psoriasis. Flexor = atopic dermatitis (the inner elbows and the backs of the knees); intertrigo (inflammation in skin folds) is also paired with this pattern. Intertriginous = skin creases and folds.</w:t>
             </w:r>
           </w:p>
         </w:tc>
@@ -2150,7 +2150,7 @@
                 <w:i w:val="0"/>
                 <w:sz w:val="18"/>
               </w:rPr>
-              <w:t>I: INTACT skin, erythema failing to blanch, plus change in temperature, consistency, sensation, color. II: PARTIAL thickness loss (epidermis, dermis or both). III: FULL thickness, subcutaneous necrosis, may extend to but NOT through muscle. IV: full thickness with destruction of tissue, muscle and/or bone.</w:t>
+              <w:t>I: INTACT skin, erythema failing to blanch, plus change in temperature, consistency, sensation, color. II: PARTIAL thickness loss (epidermis, dermis or both). III: FULL thickness, subcutaneous necrosis, may extend to but NOT through the underlying FASCIA (the tough sheet over the muscle). IV: full thickness with destruction of tissue; MUSCLE, BONE or supporting structures involved.</w:t>
             </w:r>
           </w:p>
         </w:tc>
@@ -3582,7 +3582,7 @@
                 <w:i w:val="0"/>
                 <w:sz w:val="18"/>
               </w:rPr>
-              <w:t>HORIZONTAL (images SIDE BY SIDE) = palsy of CN III or VI. VERTICAL (images ON TOP of each other) = palsy of CN III or IV. Her shortcut: “THREE FOR BOTH OF THOSE” — CN III is in both patterns; side-by-side is where CN VI joins in.</w:t>
+              <w:t>HORIZONTAL (images SIDE BY SIDE) = palsy of CN III or VI. VERTICAL (images ON TOP of each other) = palsy of CN III or IV. Her shortcut: “THREE FOR BOTH OF THOSE” — CN III can cause either pattern, but double vision can also come from CN VI alone (side by side) or CN IV alone (on top of each other).</w:t>
             </w:r>
           </w:p>
         </w:tc>
@@ -3732,7 +3732,7 @@
                 <w:i w:val="0"/>
                 <w:sz w:val="18"/>
               </w:rPr>
-              <w:t>Her reason: “because you're going to be making those dispos.” EMERGENT (ophtho/ER IMMEDIATELY): SUDDEN VISION LOSS · RETINAL ARTERY OCCLUSION · CHEMICAL BURNS · RUPTURE · ACUTE ANGLE-CLOSURE GLAUCOMA · VITREOUS HEMORRHAGE. URGENT (ophtho in A DAY OR LESS): ACUTE GLAUCOMA · ORBITAL CELLULITIS · CORNEAL ULCER OR ABRASION · RETINAL DETACHMENT · MACULAR EDEMA OR HEMORRHAGE · HYPHEMA.</w:t>
+              <w:t>Her reason: “because you're going to be making those dispos.” EMERGENT (ophtho/ER IMMEDIATELY): SUDDEN VISION LOSS · RETINAL ARTERY OCCLUSION · CHEMICAL BURNS (IRRIGATE THE EYE AT ONCE, THEN REFER) · RUPTURE · ACUTE ANGLE-CLOSURE GLAUCOMA · VITREOUS HEMORRHAGE. URGENT (ophtho in A DAY OR LESS): ACUTE GLAUCOMA · ORBITAL CELLULITIS · CORNEAL ULCER OR ABRASION · RETINAL DETACHMENT · MACULAR EDEMA OR HEMORRHAGE · HYPHEMA.</w:t>
             </w:r>
           </w:p>
         </w:tc>
@@ -3926,7 +3926,7 @@
                 <w:i w:val="0"/>
                 <w:sz w:val="18"/>
               </w:rPr>
-              <w:t>BILATERAL visual loss → NEUROLOGIC, not ophthalmologic. MULTIPLE NEW flashes/floaters → RETINAL TEAR or VITREOUS HEMORRHAGE. A SINGLE floater → probably benign.</w:t>
+              <w:t>BILATERAL visual loss, especially SUDDEN → a NEUROLOGIC cause is likely rather than an eye one; GRADUAL loss in both eyes is often cataract or similar eye disease. MULTIPLE NEW flashes/floaters → RETINAL TEAR or VITREOUS HEMORRHAGE. A SINGLE floater → probably benign.</w:t>
             </w:r>
           </w:p>
         </w:tc>
@@ -5064,7 +5064,7 @@
                 <w:i w:val="0"/>
                 <w:sz w:val="18"/>
               </w:rPr>
-              <w:t>Admits only light PERPENDICULAR to the lens, so it need not be bent → CORRECTS ANY REFRACTIVE ERROR. NOT corrected → consider CATARACT, OPTIC NERVE DISEASE or RETINAL DISEASE.</w:t>
+              <w:t>Blocks the scattered outer rays and lets through only a narrow central beam, shrinking the blur → vision IMPROVES if the problem is a REFRACTIVE ERROR. NOT improved → consider CATARACT, OPTIC NERVE DISEASE or RETINAL DISEASE.</w:t>
             </w:r>
           </w:p>
         </w:tc>
@@ -5558,7 +5558,7 @@
                 <w:i w:val="0"/>
                 <w:sz w:val="18"/>
               </w:rPr>
-              <w:t>SMALL, UNEQUAL, IRREGULAR. “ACCOMMODATES BUT DOESN'T REACT.” Classically TERTIARY SYPHILIS, today more often DIABETES; also LYME. Mydriatics dilate it only INCOMPLETELY.</w:t>
+              <w:t>SMALL, UNEQUAL, IRREGULAR. “ACCOMMODATES BUT DOESN'T REACT.” Classically TERTIARY SYPHILIS (neurosyphilis); DIABETES and LYME disease can cause a similar pupil, and today diabetes is the more common cause of a similar picture. Mydriatics dilate it only INCOMPLETELY.</w:t>
             </w:r>
           </w:p>
         </w:tc>
@@ -5658,7 +5658,7 @@
                 <w:i w:val="0"/>
                 <w:sz w:val="18"/>
               </w:rPr>
-              <w:t>DILATED pupil FIXED to BOTH light and near, with PTOSIS and LATERAL DEVIATION almost always present.</w:t>
+              <w:t>In a COMPRESSIVE palsy the pupil is DILATED and FIXED to BOTH light and near; in a DIABETIC (ischemic) palsy the pupil is often SPARED. PTOSIS and LATERAL DEVIATION almost always present.</w:t>
             </w:r>
           </w:p>
         </w:tc>
@@ -5952,7 +5952,7 @@
                 <w:i w:val="0"/>
                 <w:sz w:val="18"/>
               </w:rPr>
-              <w:t>SERIAL NEUROLOGIC EXAMS are required · ELDERLY PATIENTS WHO HAVE HAD CATARACT SURGERY · SUSPECTED ACUTE ANGLE-CLOSURE GLAUCOMA. If you dilate: DOCUMENT THE TIME AND THE AGENTS.</w:t>
+              <w:t>SERIAL NEUROLOGIC EXAMS are required · ELDERLY PATIENTS WHO HAVE NOT HAD CATARACT SURGERY (a thick natural lens can crowd the angle) · SUSPECTED ACUTE ANGLE-CLOSURE GLAUCOMA. If you dilate: DOCUMENT THE TIME AND THE AGENTS.</w:t>
             </w:r>
           </w:p>
         </w:tc>
@@ -7490,7 +7490,7 @@
                 <w:i w:val="0"/>
                 <w:sz w:val="18"/>
               </w:rPr>
-              <w:t>CONDUCTIVE: hearing SEEMS TO IMPROVE (the block attenuates the background too). SENSORINEURAL: WORSENS.</w:t>
+              <w:t>CONDUCTIVE: hearing SEEMS TO IMPROVE (the block does not change the speech-to-noise balance, but everyone raises their voice over the background). SENSORINEURAL: WORSENS.</w:t>
             </w:r>
           </w:p>
         </w:tc>
@@ -7934,7 +7934,7 @@
                 <w:i w:val="0"/>
                 <w:sz w:val="18"/>
               </w:rPr>
-              <w:t>DURATION column first, then HEARING. Those two separate all six.</w:t>
+              <w:t>DURATION column first, then HEARING. Those two narrow the list a lot; neurologic signs then separate central vertigo.</w:t>
             </w:r>
           </w:p>
         </w:tc>
@@ -8011,7 +8011,7 @@
                 <w:i w:val="0"/>
                 <w:sz w:val="18"/>
               </w:rPr>
-              <w:t>VESTIBULAR NEURONITIS (acute labyrinthitis)</w:t>
+              <w:t>VESTIBULAR NEURONITIS (the slide adds “acute labyrinthitis”, but labyrinthitis proper also brings hearing loss and tinnitus)</w:t>
             </w:r>
           </w:p>
         </w:tc>
@@ -8234,7 +8234,7 @@
                 <w:i w:val="0"/>
                 <w:sz w:val="18"/>
               </w:rPr>
-              <w:t>Often sudden — BRAINSTEM LESION, ATHEROSCLEROSIS, MULTIPLE SCLEROSIS, VERTEBROBASILAR MIGRAINE, TIA. Variable but RARELY CONTINUOUS. Hearing NOT affected. Tinnitus ABSENT. OTHER BRAINSTEM DEFICITS — dysarthria, ataxia, crossed motor/sensory.</w:t>
+              <w:t>Often sudden — BRAINSTEM LESION, ATHEROSCLEROSIS, MULTIPLE SCLEROSIS, VERTEBROBASILAR MIGRAINE, TIA. Variable, from BRIEF SPELLS (as in a transient ischemic attack) to CONSTANT VERTIGO lasting days (as in a stroke). Hearing NOT affected. Tinnitus ABSENT. OTHER BRAINSTEM DEFICITS — dysarthria, ataxia, crossed motor/sensory.</w:t>
             </w:r>
           </w:p>
         </w:tc>
@@ -9472,7 +9472,7 @@
                 <w:i w:val="0"/>
                 <w:sz w:val="18"/>
               </w:rPr>
-              <w:t>“The roof of the mouth is the floor of your brain … anything that happened there CAN GO UP. Any infection in this area, you have to be a little more AGGRESSIVE.”</w:t>
+              <w:t>The sinuses and the top of the nose sit just beneath the base of the skull, so infection there CAN SPREAD UPWARD toward the brain. “Any infection in this area, you have to be a little more AGGRESSIVE.”</w:t>
             </w:r>
           </w:p>
         </w:tc>
@@ -11537,7 +11537,7 @@
                 <w:i w:val="0"/>
                 <w:sz w:val="18"/>
               </w:rPr>
-              <w:t>THYROID — diffuse enlargement splits on TEXTURE</w:t>
+              <w:t>THYROID — diffuse enlargement: TEXTURE and TENDERNESS give a first clue (blood tests then confirm)</w:t>
             </w:r>
           </w:p>
         </w:tc>
